--- a/docs/산출물_20260909/02_DB_구축_정보.docx
+++ b/docs/산출물_20260909/02_DB_구축_정보.docx
@@ -539,64 +539,6 @@
               <w:rPr>
                 <w:sz w:val="17"/>
               </w:rPr>
-              <w:t>2</w:t>
-            </w:r>
-          </w:p>
-        </w:tc>
-        <w:tc>
-          <w:tcPr>
-            <w:tcW w:type="dxa" w:w="2041"/>
-          </w:tcPr>
-          <w:p>
-            <w:r/>
-            <w:r>
-              <w:rPr>
-                <w:sz w:val="17"/>
-              </w:rPr>
-              <w:t>데이터베이스</w:t>
-            </w:r>
-          </w:p>
-        </w:tc>
-        <w:tc>
-          <w:tcPr>
-            <w:tcW w:type="dxa" w:w="2948"/>
-          </w:tcPr>
-          <w:p>
-            <w:r/>
-            <w:r>
-              <w:rPr>
-                <w:sz w:val="17"/>
-              </w:rPr>
-              <w:t>LglsMCS</w:t>
-            </w:r>
-          </w:p>
-        </w:tc>
-        <w:tc>
-          <w:tcPr>
-            <w:tcW w:type="dxa" w:w="4535"/>
-          </w:tcPr>
-          <w:p>
-            <w:r/>
-            <w:r>
-              <w:rPr>
-                <w:sz w:val="17"/>
-              </w:rPr>
-              <w:t>구 ECS(HECS) 참조 DB - 구 ECS 를 병행 운용할 때만 복원</w:t>
-            </w:r>
-          </w:p>
-        </w:tc>
-      </w:tr>
-      <w:tr>
-        <w:tc>
-          <w:tcPr>
-            <w:tcW w:type="dxa" w:w="680"/>
-          </w:tcPr>
-          <w:p>
-            <w:r/>
-            <w:r>
-              <w:rPr>
-                <w:sz w:val="17"/>
-              </w:rPr>
               <w:t>3</w:t>
             </w:r>
           </w:p>
@@ -741,7 +683,7 @@
               <w:rPr>
                 <w:sz w:val="17"/>
               </w:rPr>
-              <w:t>LGLS_MCS_IO_20260904_clean.bak</w:t>
+              <w:t>LGLS_MCS_IO_20260907_clean.bak</w:t>
             </w:r>
           </w:p>
         </w:tc>
@@ -755,7 +697,7 @@
               <w:rPr>
                 <w:sz w:val="17"/>
               </w:rPr>
-              <w:t>DB_BACKUP 폴더. 이 현장에서 쓰지 않는 테이블(AUTO_SC_WORK, BCR_MST, CELL_DTL, CHG_LANG, DEST_DEF, EVENT_LOG, WAIT_TRACK, WC_DATA, WC_HIS, HOST_EMPTY_PLT)을 빼고 시험 데이터를 비운 정리본(4.8MB). 백업 안의 DB 이름은 LGLS_MCS_IO_DEPLOY 이므로 복원 시 대상 이름을 LGLS_MCS_IO 로 지정한다</w:t>
+              <w:t>DB_BACKUP 폴더. 시험 데이터를 비운 배포용 정리본(약 4.6MB). 백업 안의 DB 이름은 LGLS_MCS_IO_DEPLOY 이므로 복원 시 대상 이름을 LGLS_MCS_IO 로 지정한다</w:t>
             </w:r>
           </w:p>
         </w:tc>
@@ -799,7 +741,7 @@
               <w:rPr>
                 <w:sz w:val="17"/>
               </w:rPr>
-              <w:t>LglsMCS_20260902.bak</w:t>
+              <w:t>LGLS_MCS_IO_20260902.bak</w:t>
             </w:r>
           </w:p>
         </w:tc>
@@ -813,7 +755,7 @@
               <w:rPr>
                 <w:sz w:val="17"/>
               </w:rPr>
-              <w:t>구 ECS DB</w:t>
+              <w:t>DB_BACKUP 폴더. 운전 이력까지 포함한 전체 백업(약 611MB). 이력이 필요할 때만 쓴다</w:t>
             </w:r>
           </w:p>
         </w:tc>
@@ -1045,7 +987,7 @@
               <w:rPr>
                 <w:sz w:val="17"/>
               </w:rPr>
-              <w:t>LGLS_MCS_IO (구 ECS 병행 시 LglsMCS 에도 부여)</w:t>
+              <w:t>LGLS_MCS_IO</w:t>
             </w:r>
           </w:p>
         </w:tc>
@@ -1437,7 +1379,7 @@
               <w:rPr>
                 <w:sz w:val="17"/>
               </w:rPr>
-              <w:t>WCS_LOG_PGR, HOST_IF_LOG, JOB_MST_HIS, WCS_CLIENT_LOG, EQP_ERR_HIS</w:t>
+              <w:t>WCS_LOG_PGR, HOST_IF_LOG, JOB_MST_HIS, WCS_CLIENT_LOG, ALL_TASK_LOG</w:t>
             </w:r>
           </w:p>
         </w:tc>
@@ -1451,65 +1393,7 @@
               <w:rPr>
                 <w:sz w:val="17"/>
               </w:rPr>
-              <w:t>이관 전 TRUNCATE 하여 용량 축소(cleanup_20260902.sql)</w:t>
-            </w:r>
-          </w:p>
-        </w:tc>
-      </w:tr>
-      <w:tr>
-        <w:tc>
-          <w:tcPr>
-            <w:tcW w:type="dxa" w:w="680"/>
-          </w:tcPr>
-          <w:p>
-            <w:r/>
-            <w:r>
-              <w:rPr>
-                <w:sz w:val="17"/>
-              </w:rPr>
-              <w:t>13</w:t>
-            </w:r>
-          </w:p>
-        </w:tc>
-        <w:tc>
-          <w:tcPr>
-            <w:tcW w:type="dxa" w:w="2041"/>
-          </w:tcPr>
-          <w:p>
-            <w:r/>
-            <w:r>
-              <w:rPr>
-                <w:sz w:val="17"/>
-              </w:rPr>
-              <w:t>폐기 테이블</w:t>
-            </w:r>
-          </w:p>
-        </w:tc>
-        <w:tc>
-          <w:tcPr>
-            <w:tcW w:type="dxa" w:w="2948"/>
-          </w:tcPr>
-          <w:p>
-            <w:r/>
-            <w:r>
-              <w:rPr>
-                <w:sz w:val="17"/>
-              </w:rPr>
-              <w:t>22개 (cell_mes_req, dn_mst, if_* , rtv_sch_* 등)</w:t>
-            </w:r>
-          </w:p>
-        </w:tc>
-        <w:tc>
-          <w:tcPr>
-            <w:tcW w:type="dxa" w:w="4535"/>
-          </w:tcPr>
-          <w:p>
-            <w:r/>
-            <w:r>
-              <w:rPr>
-                <w:sz w:val="17"/>
-              </w:rPr>
-              <w:t>전 소스 전수조사로 미참조 확인 후 DROP (cleanup_20260902.sql)</w:t>
+              <w:t>누적량이 큰 테이블. 배포용 정리본은 이 테이블들을 비운 상태다</w:t>
             </w:r>
           </w:p>
         </w:tc>
@@ -1543,7 +1427,7 @@
         <w:rPr>
           <w:sz w:val="20"/>
         </w:rPr>
-        <w:t>SSMS &gt; 데이터베이스 &gt; 복원 : LGLS_MCS_IO_20260904_clean.bak - 대상 데이터베이스 이름을 LGLS_MCS_IO 로 입력하고, 파일 경로는 서버 DATA 폴더로 재배치</w:t>
+        <w:t>SSMS &gt; 데이터베이스 &gt; 복원 : LGLS_MCS_IO_20260907_clean.bak - 대상 데이터베이스 이름을 LGLS_MCS_IO 로 입력하고, 파일 경로는 서버 DATA 폴더로 재배치</w:t>
       </w:r>
     </w:p>
     <w:p>
@@ -1585,30 +1469,6 @@
       </w:pPr>
       <w:r>
         <w:t>3. 참고</w:t>
-      </w:r>
-    </w:p>
-    <w:p>
-      <w:pPr>
-        <w:pStyle w:val="ListBullet"/>
-        <w:ind w:left="624"/>
-      </w:pPr>
-      <w:r>
-        <w:rPr>
-          <w:sz w:val="20"/>
-        </w:rPr>
-        <w:t>상세 절차 : DB_BACKUP\서버_구축_절차.md</w:t>
-      </w:r>
-    </w:p>
-    <w:p>
-      <w:pPr>
-        <w:pStyle w:val="ListBullet"/>
-        <w:ind w:left="624"/>
-      </w:pPr>
-      <w:r>
-        <w:rPr>
-          <w:sz w:val="20"/>
-        </w:rPr>
-        <w:t>정리 스크립트 : DB_BACKUP\cleanup_20260902.sql</w:t>
       </w:r>
     </w:p>
     <w:p>

--- a/docs/산출물_20260909/02_DB_구축_정보.docx
+++ b/docs/산출물_20260909/02_DB_구축_정보.docx
@@ -76,19 +76,6 @@
           <w:lang w:eastAsia="ko-KR"/>
         </w:rPr>
         <w:t>ECS Renewal (구 ECS 대체)   |   작성일 2026-09-09   |   Ver 1.1</w:t>
-      </w:r>
-    </w:p>
-    <w:p>
-      <w:pPr>
-        <w:rPr>
-          <w:lang w:eastAsia="ko-KR"/>
-        </w:rPr>
-      </w:pPr>
-      <w:r>
-        <w:rPr>
-          <w:lang w:eastAsia="ko-KR"/>
-        </w:rPr>
-        <w:br w:type="page"/>
       </w:r>
     </w:p>
     <w:p>
@@ -1623,23 +1610,65 @@
 </w:document>
 </file>
 
+<file path=word/endnotes.xml><?xml version="1.0" encoding="utf-8"?>
+<w:endnotes xmlns:wpc="http://schemas.microsoft.com/office/word/2010/wordprocessingCanvas" xmlns:cx="http://schemas.microsoft.com/office/drawing/2014/chartex" xmlns:cx1="http://schemas.microsoft.com/office/drawing/2015/9/8/chartex" xmlns:cx2="http://schemas.microsoft.com/office/drawing/2015/10/21/chartex" xmlns:cx3="http://schemas.microsoft.com/office/drawing/2016/5/9/chartex" xmlns:cx4="http://schemas.microsoft.com/office/drawing/2016/5/10/chartex" xmlns:cx5="http://schemas.microsoft.com/office/drawing/2016/5/11/chartex" xmlns:cx6="http://schemas.microsoft.com/office/drawing/2016/5/12/chartex" xmlns:cx7="http://schemas.microsoft.com/office/drawing/2016/5/13/chartex" xmlns:cx8="http://schemas.microsoft.com/office/drawing/2016/5/14/chartex" xmlns:mc="http://schemas.openxmlformats.org/markup-compatibility/2006" xmlns:aink="http://schemas.microsoft.com/office/drawing/2016/ink" xmlns:am3d="http://schemas.microsoft.com/office/drawing/2017/model3d" xmlns:o="urn:schemas-microsoft-com:office:office" xmlns:oel="http://schemas.microsoft.com/office/2019/extlst" xmlns:r="http://schemas.openxmlformats.org/officeDocument/2006/relationships" xmlns:m="http://schemas.openxmlformats.org/officeDocument/2006/math" xmlns:v="urn:schemas-microsoft-com:vml" xmlns:wp14="http://schemas.microsoft.com/office/word/2010/wordprocessingDrawing" xmlns:wp="http://schemas.openxmlformats.org/drawingml/2006/wordprocessingDrawing" xmlns:w10="urn:schemas-microsoft-com:office:word" xmlns:w="http://schemas.openxmlformats.org/wordprocessingml/2006/main" xmlns:w14="http://schemas.microsoft.com/office/word/2010/wordml" xmlns:w15="http://schemas.microsoft.com/office/word/2012/wordml" xmlns:w16cex="http://schemas.microsoft.com/office/word/2018/wordml/cex" xmlns:w16cid="http://schemas.microsoft.com/office/word/2016/wordml/cid" xmlns:w16="http://schemas.microsoft.com/office/word/2018/wordml" xmlns:w16du="http://schemas.microsoft.com/office/word/2023/wordml/word16du" xmlns:w16sdtdh="http://schemas.microsoft.com/office/word/2020/wordml/sdtdatahash" xmlns:w16sdtfl="http://schemas.microsoft.com/office/word/2024/wordml/sdtformatlock" xmlns:w16se="http://schemas.microsoft.com/office/word/2015/wordml/symex" xmlns:wpg="http://schemas.microsoft.com/office/word/2010/wordprocessingGroup" xmlns:wpi="http://schemas.microsoft.com/office/word/2010/wordprocessingInk" xmlns:wne="http://schemas.microsoft.com/office/word/2006/wordml" xmlns:wps="http://schemas.microsoft.com/office/word/2010/wordprocessingShape" mc:Ignorable="w14 w15 w16se w16cid w16 w16cex w16sdtdh w16sdtfl w16du wp14">
+  <w:endnote w:type="separator" w:id="-1">
+    <w:p>
+      <w:pPr>
+        <w:spacing w:after="0" w:line="240" w:lineRule="auto"/>
+      </w:pPr>
+      <w:r>
+        <w:separator/>
+      </w:r>
+    </w:p>
+  </w:endnote>
+  <w:endnote w:type="continuationSeparator" w:id="0">
+    <w:p>
+      <w:pPr>
+        <w:spacing w:after="0" w:line="240" w:lineRule="auto"/>
+      </w:pPr>
+      <w:r>
+        <w:continuationSeparator/>
+      </w:r>
+    </w:p>
+  </w:endnote>
+</w:endnotes>
+</file>
+
 <file path=word/footer1.xml><?xml version="1.0" encoding="utf-8"?>
-<w:ftr xmlns:m="http://schemas.openxmlformats.org/officeDocument/2006/math" xmlns:mc="http://schemas.openxmlformats.org/markup-compatibility/2006" xmlns:mo="http://schemas.microsoft.com/office/mac/office/2008/main" xmlns:mv="urn:schemas-microsoft-com:mac:vml" xmlns:o="urn:schemas-microsoft-com:office:office" xmlns:r="http://schemas.openxmlformats.org/officeDocument/2006/relationships" xmlns:v="urn:schemas-microsoft-com:vml" xmlns:w10="urn:schemas-microsoft-com:office:word" xmlns:w14="http://schemas.microsoft.com/office/word/2010/wordml" xmlns:w="http://schemas.openxmlformats.org/wordprocessingml/2006/main" xmlns:wne="http://schemas.microsoft.com/office/word/2006/wordml" xmlns:wp14="http://schemas.microsoft.com/office/word/2010/wordprocessingDrawing" xmlns:wp="http://schemas.openxmlformats.org/drawingml/2006/wordprocessingDrawing" xmlns:wpc="http://schemas.microsoft.com/office/word/2010/wordprocessingCanvas" xmlns:wpg="http://schemas.microsoft.com/office/word/2010/wordprocessingGroup" xmlns:wpi="http://schemas.microsoft.com/office/word/2010/wordprocessingInk" xmlns:wps="http://schemas.microsoft.com/office/word/2010/wordprocessingShape" mc:Ignorable="w14 wp14">
-  <w:p>
-    <w:pPr>
-      <w:pStyle w:val="Footer"/>
-    </w:pPr>
-  </w:p>
+<w:ftr xmlns:wpc="http://schemas.microsoft.com/office/word/2010/wordprocessingCanvas" xmlns:cx="http://schemas.microsoft.com/office/drawing/2014/chartex" xmlns:cx1="http://schemas.microsoft.com/office/drawing/2015/9/8/chartex" xmlns:cx2="http://schemas.microsoft.com/office/drawing/2015/10/21/chartex" xmlns:cx3="http://schemas.microsoft.com/office/drawing/2016/5/9/chartex" xmlns:cx4="http://schemas.microsoft.com/office/drawing/2016/5/10/chartex" xmlns:cx5="http://schemas.microsoft.com/office/drawing/2016/5/11/chartex" xmlns:cx6="http://schemas.microsoft.com/office/drawing/2016/5/12/chartex" xmlns:cx7="http://schemas.microsoft.com/office/drawing/2016/5/13/chartex" xmlns:cx8="http://schemas.microsoft.com/office/drawing/2016/5/14/chartex" xmlns:mc="http://schemas.openxmlformats.org/markup-compatibility/2006" xmlns:aink="http://schemas.microsoft.com/office/drawing/2016/ink" xmlns:am3d="http://schemas.microsoft.com/office/drawing/2017/model3d" xmlns:o="urn:schemas-microsoft-com:office:office" xmlns:oel="http://schemas.microsoft.com/office/2019/extlst" xmlns:r="http://schemas.openxmlformats.org/officeDocument/2006/relationships" xmlns:m="http://schemas.openxmlformats.org/officeDocument/2006/math" xmlns:v="urn:schemas-microsoft-com:vml" xmlns:wp14="http://schemas.microsoft.com/office/word/2010/wordprocessingDrawing" xmlns:wp="http://schemas.openxmlformats.org/drawingml/2006/wordprocessingDrawing" xmlns:w10="urn:schemas-microsoft-com:office:word" xmlns:w="http://schemas.openxmlformats.org/wordprocessingml/2006/main" xmlns:w14="http://schemas.microsoft.com/office/word/2010/wordml" xmlns:w15="http://schemas.microsoft.com/office/word/2012/wordml" xmlns:w16cex="http://schemas.microsoft.com/office/word/2018/wordml/cex" xmlns:w16cid="http://schemas.microsoft.com/office/word/2016/wordml/cid" xmlns:w16="http://schemas.microsoft.com/office/word/2018/wordml" xmlns:w16du="http://schemas.microsoft.com/office/word/2023/wordml/word16du" xmlns:w16sdtdh="http://schemas.microsoft.com/office/word/2020/wordml/sdtdatahash" xmlns:w16sdtfl="http://schemas.microsoft.com/office/word/2024/wordml/sdtformatlock" xmlns:w16se="http://schemas.microsoft.com/office/word/2015/wordml/symex" xmlns:wpg="http://schemas.microsoft.com/office/word/2010/wordprocessingGroup" xmlns:wpi="http://schemas.microsoft.com/office/word/2010/wordprocessingInk" xmlns:wne="http://schemas.microsoft.com/office/word/2006/wordml" xmlns:wps="http://schemas.microsoft.com/office/word/2010/wordprocessingShape" mc:Ignorable="w14 w15 w16se w16cid w16 w16cex w16sdtdh w16sdtfl w16du wp14">
+  <w:p/>
 </w:ftr>
 </file>
 
+<file path=word/footnotes.xml><?xml version="1.0" encoding="utf-8"?>
+<w:footnotes xmlns:wpc="http://schemas.microsoft.com/office/word/2010/wordprocessingCanvas" xmlns:cx="http://schemas.microsoft.com/office/drawing/2014/chartex" xmlns:cx1="http://schemas.microsoft.com/office/drawing/2015/9/8/chartex" xmlns:cx2="http://schemas.microsoft.com/office/drawing/2015/10/21/chartex" xmlns:cx3="http://schemas.microsoft.com/office/drawing/2016/5/9/chartex" xmlns:cx4="http://schemas.microsoft.com/office/drawing/2016/5/10/chartex" xmlns:cx5="http://schemas.microsoft.com/office/drawing/2016/5/11/chartex" xmlns:cx6="http://schemas.microsoft.com/office/drawing/2016/5/12/chartex" xmlns:cx7="http://schemas.microsoft.com/office/drawing/2016/5/13/chartex" xmlns:cx8="http://schemas.microsoft.com/office/drawing/2016/5/14/chartex" xmlns:mc="http://schemas.openxmlformats.org/markup-compatibility/2006" xmlns:aink="http://schemas.microsoft.com/office/drawing/2016/ink" xmlns:am3d="http://schemas.microsoft.com/office/drawing/2017/model3d" xmlns:o="urn:schemas-microsoft-com:office:office" xmlns:oel="http://schemas.microsoft.com/office/2019/extlst" xmlns:r="http://schemas.openxmlformats.org/officeDocument/2006/relationships" xmlns:m="http://schemas.openxmlformats.org/officeDocument/2006/math" xmlns:v="urn:schemas-microsoft-com:vml" xmlns:wp14="http://schemas.microsoft.com/office/word/2010/wordprocessingDrawing" xmlns:wp="http://schemas.openxmlformats.org/drawingml/2006/wordprocessingDrawing" xmlns:w10="urn:schemas-microsoft-com:office:word" xmlns:w="http://schemas.openxmlformats.org/wordprocessingml/2006/main" xmlns:w14="http://schemas.microsoft.com/office/word/2010/wordml" xmlns:w15="http://schemas.microsoft.com/office/word/2012/wordml" xmlns:w16cex="http://schemas.microsoft.com/office/word/2018/wordml/cex" xmlns:w16cid="http://schemas.microsoft.com/office/word/2016/wordml/cid" xmlns:w16="http://schemas.microsoft.com/office/word/2018/wordml" xmlns:w16du="http://schemas.microsoft.com/office/word/2023/wordml/word16du" xmlns:w16sdtdh="http://schemas.microsoft.com/office/word/2020/wordml/sdtdatahash" xmlns:w16sdtfl="http://schemas.microsoft.com/office/word/2024/wordml/sdtformatlock" xmlns:w16se="http://schemas.microsoft.com/office/word/2015/wordml/symex" xmlns:wpg="http://schemas.microsoft.com/office/word/2010/wordprocessingGroup" xmlns:wpi="http://schemas.microsoft.com/office/word/2010/wordprocessingInk" xmlns:wne="http://schemas.microsoft.com/office/word/2006/wordml" xmlns:wps="http://schemas.microsoft.com/office/word/2010/wordprocessingShape" mc:Ignorable="w14 w15 w16se w16cid w16 w16cex w16sdtdh w16sdtfl w16du wp14">
+  <w:footnote w:type="separator" w:id="-1">
+    <w:p>
+      <w:pPr>
+        <w:spacing w:after="0" w:line="240" w:lineRule="auto"/>
+      </w:pPr>
+      <w:r>
+        <w:separator/>
+      </w:r>
+    </w:p>
+  </w:footnote>
+  <w:footnote w:type="continuationSeparator" w:id="0">
+    <w:p>
+      <w:pPr>
+        <w:spacing w:after="0" w:line="240" w:lineRule="auto"/>
+      </w:pPr>
+      <w:r>
+        <w:continuationSeparator/>
+      </w:r>
+    </w:p>
+  </w:footnote>
+</w:footnotes>
+</file>
+
 <file path=word/header1.xml><?xml version="1.0" encoding="utf-8"?>
-<w:hdr xmlns:m="http://schemas.openxmlformats.org/officeDocument/2006/math" xmlns:mc="http://schemas.openxmlformats.org/markup-compatibility/2006" xmlns:mo="http://schemas.microsoft.com/office/mac/office/2008/main" xmlns:mv="urn:schemas-microsoft-com:mac:vml" xmlns:o="urn:schemas-microsoft-com:office:office" xmlns:r="http://schemas.openxmlformats.org/officeDocument/2006/relationships" xmlns:v="urn:schemas-microsoft-com:vml" xmlns:w10="urn:schemas-microsoft-com:office:word" xmlns:w14="http://schemas.microsoft.com/office/word/2010/wordml" xmlns:w="http://schemas.openxmlformats.org/wordprocessingml/2006/main" xmlns:wne="http://schemas.microsoft.com/office/word/2006/wordml" xmlns:wp14="http://schemas.microsoft.com/office/word/2010/wordprocessingDrawing" xmlns:wp="http://schemas.openxmlformats.org/drawingml/2006/wordprocessingDrawing" xmlns:wpc="http://schemas.microsoft.com/office/word/2010/wordprocessingCanvas" xmlns:wpg="http://schemas.microsoft.com/office/word/2010/wordprocessingGroup" xmlns:wpi="http://schemas.microsoft.com/office/word/2010/wordprocessingInk" xmlns:wps="http://schemas.microsoft.com/office/word/2010/wordprocessingShape" mc:Ignorable="w14 wp14">
-  <w:p>
-    <w:pPr>
-      <w:pStyle w:val="Header"/>
-    </w:pPr>
-  </w:p>
+<w:hdr xmlns:wpc="http://schemas.microsoft.com/office/word/2010/wordprocessingCanvas" xmlns:cx="http://schemas.microsoft.com/office/drawing/2014/chartex" xmlns:cx1="http://schemas.microsoft.com/office/drawing/2015/9/8/chartex" xmlns:cx2="http://schemas.microsoft.com/office/drawing/2015/10/21/chartex" xmlns:cx3="http://schemas.microsoft.com/office/drawing/2016/5/9/chartex" xmlns:cx4="http://schemas.microsoft.com/office/drawing/2016/5/10/chartex" xmlns:cx5="http://schemas.microsoft.com/office/drawing/2016/5/11/chartex" xmlns:cx6="http://schemas.microsoft.com/office/drawing/2016/5/12/chartex" xmlns:cx7="http://schemas.microsoft.com/office/drawing/2016/5/13/chartex" xmlns:cx8="http://schemas.microsoft.com/office/drawing/2016/5/14/chartex" xmlns:mc="http://schemas.openxmlformats.org/markup-compatibility/2006" xmlns:aink="http://schemas.microsoft.com/office/drawing/2016/ink" xmlns:am3d="http://schemas.microsoft.com/office/drawing/2017/model3d" xmlns:o="urn:schemas-microsoft-com:office:office" xmlns:oel="http://schemas.microsoft.com/office/2019/extlst" xmlns:r="http://schemas.openxmlformats.org/officeDocument/2006/relationships" xmlns:m="http://schemas.openxmlformats.org/officeDocument/2006/math" xmlns:v="urn:schemas-microsoft-com:vml" xmlns:wp14="http://schemas.microsoft.com/office/word/2010/wordprocessingDrawing" xmlns:wp="http://schemas.openxmlformats.org/drawingml/2006/wordprocessingDrawing" xmlns:w10="urn:schemas-microsoft-com:office:word" xmlns:w="http://schemas.openxmlformats.org/wordprocessingml/2006/main" xmlns:w14="http://schemas.microsoft.com/office/word/2010/wordml" xmlns:w15="http://schemas.microsoft.com/office/word/2012/wordml" xmlns:w16cex="http://schemas.microsoft.com/office/word/2018/wordml/cex" xmlns:w16cid="http://schemas.microsoft.com/office/word/2016/wordml/cid" xmlns:w16="http://schemas.microsoft.com/office/word/2018/wordml" xmlns:w16du="http://schemas.microsoft.com/office/word/2023/wordml/word16du" xmlns:w16sdtdh="http://schemas.microsoft.com/office/word/2020/wordml/sdtdatahash" xmlns:w16sdtfl="http://schemas.microsoft.com/office/word/2024/wordml/sdtformatlock" xmlns:w16se="http://schemas.microsoft.com/office/word/2015/wordml/symex" xmlns:wpg="http://schemas.microsoft.com/office/word/2010/wordprocessingGroup" xmlns:wpi="http://schemas.microsoft.com/office/word/2010/wordprocessingInk" xmlns:wne="http://schemas.microsoft.com/office/word/2006/wordml" xmlns:wps="http://schemas.microsoft.com/office/word/2010/wordprocessingShape" mc:Ignorable="w14 w15 w16se w16cid w16 w16cex w16sdtdh w16sdtfl w16du wp14">
+  <w:p/>
 </w:hdr>
 </file>
 
